--- a/docs/PEAK_NewProps_GDD/PEAK_NewProps_GDD_V1.0.docx
+++ b/docs/PEAK_NewProps_GDD/PEAK_NewProps_GDD_V1.0.docx
@@ -11,7 +11,23 @@
           <w:b w:val="0"/>
           <w:i w:val="0"/>
         </w:rPr>
-        <w:t>《PEAK》新增道具——便携烘干机与吸盘详细设计案</w:t>
+        <w:t>《PEAK》新增道具——</w:t>
+      </w:r>
+      <w:r>
+        <w:rPr>
+          <w:rFonts w:hint="eastAsia" w:eastAsia="宋体"/>
+          <w:b w:val="0"/>
+          <w:i w:val="0"/>
+          <w:lang w:eastAsia="zh-CN"/>
+        </w:rPr>
+        <w:t>吹风机</w:t>
+      </w:r>
+      <w:r>
+        <w:rPr>
+          <w:b w:val="0"/>
+          <w:i w:val="0"/>
+        </w:rPr>
+        <w:t>与吸盘详细设计案</w:t>
       </w:r>
     </w:p>
     <w:p>
@@ -510,6 +526,10 @@
     <w:p>
       <w:pPr>
         <w:pStyle w:val="4"/>
+        <w:rPr>
+          <w:rFonts w:hint="default" w:eastAsia="宋体"/>
+          <w:lang w:val="en-US" w:eastAsia="zh-CN"/>
+        </w:rPr>
       </w:pPr>
       <w:r>
         <w:rPr>
@@ -527,10 +547,12 @@
       </w:pPr>
       <w:r>
         <w:rPr>
+          <w:rFonts w:hint="eastAsia" w:eastAsia="宋体"/>
           <w:b/>
           <w:i w:val="0"/>
+          <w:lang w:eastAsia="zh-CN"/>
         </w:rPr>
-        <w:t>便携烘干机</w:t>
+        <w:t>吹风机</w:t>
       </w:r>
       <w:r>
         <w:rPr>
@@ -827,11 +849,21 @@
             </w:pPr>
             <w:r>
               <w:rPr>
-                <w:b w:val="0"/>
-                <w:i w:val="0"/>
-                <w:sz w:val="15"/>
-              </w:rPr>
-              <w:t>烘干机最大使用射程</w:t>
+                <w:rFonts w:hint="eastAsia" w:eastAsia="宋体"/>
+                <w:b w:val="0"/>
+                <w:i w:val="0"/>
+                <w:sz w:val="15"/>
+                <w:lang w:eastAsia="zh-CN"/>
+              </w:rPr>
+              <w:t>吹风机</w:t>
+            </w:r>
+            <w:r>
+              <w:rPr>
+                <w:b w:val="0"/>
+                <w:i w:val="0"/>
+                <w:sz w:val="15"/>
+              </w:rPr>
+              <w:t>最大使用射程</w:t>
             </w:r>
           </w:p>
         </w:tc>
@@ -2662,7 +2694,23 @@
           <w:b w:val="0"/>
           <w:i w:val="0"/>
         </w:rPr>
-        <w:t>：烘干机改造危险岩面；吸盘扩展可攀地形并提供有限体力恢复。</w:t>
+        <w:t>：</w:t>
+      </w:r>
+      <w:r>
+        <w:rPr>
+          <w:rFonts w:hint="eastAsia" w:eastAsia="宋体"/>
+          <w:b w:val="0"/>
+          <w:i w:val="0"/>
+          <w:lang w:eastAsia="zh-CN"/>
+        </w:rPr>
+        <w:t>吹风机</w:t>
+      </w:r>
+      <w:r>
+        <w:rPr>
+          <w:b w:val="0"/>
+          <w:i w:val="0"/>
+        </w:rPr>
+        <w:t>改造危险岩面；吸盘扩展可攀地形并提供有限体力恢复。</w:t>
       </w:r>
     </w:p>
     <w:p>
@@ -2897,15 +2945,21 @@
             <w:pPr>
               <w:pStyle w:val="165"/>
               <w:spacing w:before="0" w:after="0" w:line="264" w:lineRule="auto"/>
-            </w:pPr>
-            <w:r>
-              <w:rPr>
+              <w:rPr>
+                <w:rFonts w:hint="eastAsia" w:eastAsia="宋体"/>
+                <w:lang w:eastAsia="zh-CN"/>
+              </w:rPr>
+            </w:pPr>
+            <w:r>
+              <w:rPr>
+                <w:rFonts w:hint="eastAsia" w:eastAsia="宋体"/>
                 <w:b/>
                 <w:i w:val="0"/>
                 <w:color w:val="16344B"/>
                 <w:sz w:val="15"/>
-              </w:rPr>
-              <w:t>便携烘干机</w:t>
+                <w:lang w:eastAsia="zh-CN"/>
+              </w:rPr>
+              <w:t>吹风机</w:t>
             </w:r>
           </w:p>
         </w:tc>
@@ -3158,14 +3212,20 @@
             <w:pPr>
               <w:pStyle w:val="165"/>
               <w:spacing w:before="0" w:after="0" w:line="264" w:lineRule="auto"/>
-            </w:pPr>
-            <w:r>
-              <w:rPr>
-                <w:b w:val="0"/>
-                <w:i w:val="0"/>
-                <w:sz w:val="15"/>
-              </w:rPr>
-              <w:t>便携烘干机</w:t>
+              <w:rPr>
+                <w:rFonts w:hint="eastAsia" w:eastAsia="宋体"/>
+                <w:lang w:eastAsia="zh-CN"/>
+              </w:rPr>
+            </w:pPr>
+            <w:r>
+              <w:rPr>
+                <w:rFonts w:hint="eastAsia" w:eastAsia="宋体"/>
+                <w:b w:val="0"/>
+                <w:i w:val="0"/>
+                <w:sz w:val="15"/>
+                <w:lang w:eastAsia="zh-CN"/>
+              </w:rPr>
+              <w:t>吹风机</w:t>
             </w:r>
           </w:p>
         </w:tc>
@@ -4531,6 +4591,10 @@
             <w:pPr>
               <w:pStyle w:val="165"/>
               <w:spacing w:before="0" w:after="0" w:line="264" w:lineRule="auto"/>
+              <w:rPr>
+                <w:rFonts w:hint="eastAsia" w:eastAsia="宋体"/>
+                <w:lang w:eastAsia="zh-CN"/>
+              </w:rPr>
             </w:pPr>
             <w:r>
               <w:rPr>
@@ -4539,7 +4603,18 @@
                 <w:color w:val="16344B"/>
                 <w:sz w:val="15"/>
               </w:rPr>
-              <w:t>手持烘干机</w:t>
+              <w:t>手持</w:t>
+            </w:r>
+            <w:r>
+              <w:rPr>
+                <w:rFonts w:hint="eastAsia" w:eastAsia="宋体"/>
+                <w:b/>
+                <w:i w:val="0"/>
+                <w:color w:val="16344B"/>
+                <w:sz w:val="15"/>
+                <w:lang w:eastAsia="zh-CN"/>
+              </w:rPr>
+              <w:t>吹风机</w:t>
             </w:r>
           </w:p>
         </w:tc>
@@ -5834,7 +5909,23 @@
           <w:b w:val="0"/>
           <w:i w:val="0"/>
         </w:rPr>
-        <w:t>4. 便携烘干机详细规则（P0）</w:t>
+        <w:t xml:space="preserve">4. </w:t>
+      </w:r>
+      <w:r>
+        <w:rPr>
+          <w:rFonts w:hint="eastAsia" w:eastAsia="宋体"/>
+          <w:b w:val="0"/>
+          <w:i w:val="0"/>
+          <w:lang w:eastAsia="zh-CN"/>
+        </w:rPr>
+        <w:t>吹风机</w:t>
+      </w:r>
+      <w:r>
+        <w:rPr>
+          <w:b w:val="0"/>
+          <w:i w:val="0"/>
+        </w:rPr>
+        <w:t>详细规则（P0）</w:t>
       </w:r>
     </w:p>
     <w:p>
@@ -5855,7 +5946,23 @@
           <w:b w:val="0"/>
           <w:i w:val="0"/>
         </w:rPr>
-        <w:t xml:space="preserve">玩家手持烘干机，瞄准需要处理的湿滑岩石表面按 LMB，立即使命中点附近可连通的 </w:t>
+        <w:t>玩家手持</w:t>
+      </w:r>
+      <w:r>
+        <w:rPr>
+          <w:rFonts w:hint="eastAsia" w:eastAsia="宋体"/>
+          <w:b w:val="0"/>
+          <w:i w:val="0"/>
+          <w:lang w:eastAsia="zh-CN"/>
+        </w:rPr>
+        <w:t>吹风机</w:t>
+      </w:r>
+      <w:r>
+        <w:rPr>
+          <w:b w:val="0"/>
+          <w:i w:val="0"/>
+        </w:rPr>
+        <w:t xml:space="preserve">，瞄准需要处理的湿滑岩石表面按 LMB，立即使命中点附近可连通的 </w:t>
       </w:r>
       <w:r>
         <w:rPr>
@@ -5927,7 +6034,23 @@
           <w:b w:val="0"/>
           <w:i w:val="0"/>
         </w:rPr>
-        <w:t>：持有烘干机、剩余次数 ≥1、瞄准合法岩面、在射程内、存在至少一个需烘干的湿面单元，或存在可由本次合法使用刷新的烘干单元；网络端验证成功。</w:t>
+        <w:t>：持有</w:t>
+      </w:r>
+      <w:r>
+        <w:rPr>
+          <w:rFonts w:hint="eastAsia" w:eastAsia="宋体"/>
+          <w:b w:val="0"/>
+          <w:i w:val="0"/>
+          <w:lang w:eastAsia="zh-CN"/>
+        </w:rPr>
+        <w:t>吹风机</w:t>
+      </w:r>
+      <w:r>
+        <w:rPr>
+          <w:b w:val="0"/>
+          <w:i w:val="0"/>
+        </w:rPr>
+        <w:t>、剩余次数 ≥1、瞄准合法岩面、在射程内、存在至少一个需烘干的湿面单元，或存在可由本次合法使用刷新的烘干单元；网络端验证成功。</w:t>
       </w:r>
     </w:p>
     <w:p>
@@ -6034,7 +6157,23 @@
           <w:b w:val="0"/>
           <w:i w:val="0"/>
         </w:rPr>
-        <w:t>：烘干机不能以世界坐标球形范围直接修改所有 Collider。以击中表面为种子，只沿属于同一可传播岩石网络的表面片区扩散；允许跨 90° 内/外转角及其他自然相接岩面；不穿越实心岩石、不跨越空气间隙、不传播到无连通边的邻近表面。</w:t>
+        <w:t>：</w:t>
+      </w:r>
+      <w:r>
+        <w:rPr>
+          <w:rFonts w:hint="eastAsia" w:eastAsia="宋体"/>
+          <w:b w:val="0"/>
+          <w:i w:val="0"/>
+          <w:lang w:eastAsia="zh-CN"/>
+        </w:rPr>
+        <w:t>吹风机</w:t>
+      </w:r>
+      <w:r>
+        <w:rPr>
+          <w:b w:val="0"/>
+          <w:i w:val="0"/>
+        </w:rPr>
+        <w:t>不能以世界坐标球形范围直接修改所有 Collider。以击中表面为种子，只沿属于同一可传播岩石网络的表面片区扩散；允许跨 90° 内/外转角及其他自然相接岩面；不穿越实心岩石、不跨越空气间隙、不传播到无连通边的邻近表面。</w:t>
       </w:r>
     </w:p>
     <w:p>
@@ -6793,7 +6932,23 @@
           <w:b w:val="0"/>
           <w:i w:val="0"/>
         </w:rPr>
-        <w:t xml:space="preserve">：烘干机剩余 </w:t>
+        <w:t>：</w:t>
+      </w:r>
+      <w:r>
+        <w:rPr>
+          <w:rFonts w:hint="eastAsia" w:eastAsia="宋体"/>
+          <w:b w:val="0"/>
+          <w:i w:val="0"/>
+          <w:lang w:eastAsia="zh-CN"/>
+        </w:rPr>
+        <w:t>吹风机</w:t>
+      </w:r>
+      <w:r>
+        <w:rPr>
+          <w:b w:val="0"/>
+          <w:i w:val="0"/>
+        </w:rPr>
+        <w:t xml:space="preserve">剩余 </w:t>
       </w:r>
       <w:r>
         <w:rPr>
@@ -6893,7 +7048,23 @@
           <w:b w:val="0"/>
           <w:i w:val="0"/>
         </w:rPr>
-        <w:t>最多成功充能一次；同一篝火可为另一台不同实例烘干机充能。【已定】</w:t>
+        <w:t>最多成功充能一次；同一篝火可为另一台不同实例</w:t>
+      </w:r>
+      <w:r>
+        <w:rPr>
+          <w:rFonts w:hint="eastAsia" w:eastAsia="宋体"/>
+          <w:b w:val="0"/>
+          <w:i w:val="0"/>
+          <w:lang w:eastAsia="zh-CN"/>
+        </w:rPr>
+        <w:t>吹风机</w:t>
+      </w:r>
+      <w:r>
+        <w:rPr>
+          <w:b w:val="0"/>
+          <w:i w:val="0"/>
+        </w:rPr>
+        <w:t>充能。【已定】</w:t>
       </w:r>
     </w:p>
     <w:p>
@@ -6956,7 +7127,23 @@
           <w:b w:val="0"/>
           <w:i w:val="0"/>
         </w:rPr>
-        <w:t>：烘干机与篝火的“充能”必须被识别为该道具专属交互，不走其他物品可能具有的烹饪/焚毁逻辑。【设计例外】</w:t>
+        <w:t>：</w:t>
+      </w:r>
+      <w:r>
+        <w:rPr>
+          <w:rFonts w:hint="eastAsia" w:eastAsia="宋体"/>
+          <w:b w:val="0"/>
+          <w:i w:val="0"/>
+          <w:lang w:eastAsia="zh-CN"/>
+        </w:rPr>
+        <w:t>吹风机</w:t>
+      </w:r>
+      <w:r>
+        <w:rPr>
+          <w:b w:val="0"/>
+          <w:i w:val="0"/>
+        </w:rPr>
+        <w:t>与篝火的“充能”必须被识别为该道具专属交互，不走其他物品可能具有的烹饪/焚毁逻辑。【设计例外】</w:t>
       </w:r>
     </w:p>
     <w:p>
@@ -6968,7 +7155,23 @@
           <w:b w:val="0"/>
           <w:i w:val="0"/>
         </w:rPr>
-        <w:t>4.6 烘干机状态机</w:t>
+        <w:t xml:space="preserve">4.6 </w:t>
+      </w:r>
+      <w:r>
+        <w:rPr>
+          <w:rFonts w:hint="eastAsia" w:eastAsia="宋体"/>
+          <w:b w:val="0"/>
+          <w:i w:val="0"/>
+          <w:lang w:eastAsia="zh-CN"/>
+        </w:rPr>
+        <w:t>吹风机</w:t>
+      </w:r>
+      <w:r>
+        <w:rPr>
+          <w:b w:val="0"/>
+          <w:i w:val="0"/>
+        </w:rPr>
+        <w:t>状态机</w:t>
       </w:r>
     </w:p>
     <w:tbl>
@@ -10616,7 +10819,23 @@
           <w:b w:val="0"/>
           <w:i w:val="0"/>
         </w:rPr>
-        <w:t>6.2 便携烘干机 UI</w:t>
+        <w:t xml:space="preserve">6.2 </w:t>
+      </w:r>
+      <w:r>
+        <w:rPr>
+          <w:rFonts w:hint="eastAsia" w:eastAsia="宋体"/>
+          <w:b w:val="0"/>
+          <w:i w:val="0"/>
+          <w:lang w:eastAsia="zh-CN"/>
+        </w:rPr>
+        <w:t>吹风机</w:t>
+      </w:r>
+      <w:r>
+        <w:rPr>
+          <w:b w:val="0"/>
+          <w:i w:val="0"/>
+        </w:rPr>
+        <w:t xml:space="preserve"> UI</w:t>
       </w:r>
     </w:p>
     <w:tbl>
@@ -10871,11 +11090,21 @@
             </w:pPr>
             <w:r>
               <w:rPr>
-                <w:b w:val="0"/>
-                <w:i w:val="0"/>
-                <w:sz w:val="15"/>
-              </w:rPr>
-              <w:t>烘干机图标、</w:t>
+                <w:rFonts w:hint="eastAsia" w:eastAsia="宋体"/>
+                <w:b w:val="0"/>
+                <w:i w:val="0"/>
+                <w:sz w:val="15"/>
+                <w:lang w:eastAsia="zh-CN"/>
+              </w:rPr>
+              <w:t>吹风机</w:t>
+            </w:r>
+            <w:r>
+              <w:rPr>
+                <w:b w:val="0"/>
+                <w:i w:val="0"/>
+                <w:sz w:val="15"/>
+              </w:rPr>
+              <w:t>图标、</w:t>
             </w:r>
             <w:r>
               <w:rPr>
@@ -12445,7 +12674,23 @@
           <w:b w:val="0"/>
           <w:i w:val="0"/>
         </w:rPr>
-        <w:t>7.1 便携烘干机资源清单</w:t>
+        <w:t xml:space="preserve">7.1 </w:t>
+      </w:r>
+      <w:r>
+        <w:rPr>
+          <w:rFonts w:hint="eastAsia" w:eastAsia="宋体"/>
+          <w:b w:val="0"/>
+          <w:i w:val="0"/>
+          <w:lang w:eastAsia="zh-CN"/>
+        </w:rPr>
+        <w:t>吹风机</w:t>
+      </w:r>
+      <w:r>
+        <w:rPr>
+          <w:b w:val="0"/>
+          <w:i w:val="0"/>
+        </w:rPr>
+        <w:t>资源清单</w:t>
       </w:r>
     </w:p>
     <w:tbl>
@@ -13375,12 +13620,6 @@
             <w:insideH w:val="single" w:color="auto" w:sz="4" w:space="0"/>
             <w:insideV w:val="single" w:color="auto" w:sz="4" w:space="0"/>
           </w:tblBorders>
-          <w:tblCellMar>
-            <w:top w:w="0" w:type="dxa"/>
-            <w:left w:w="108" w:type="dxa"/>
-            <w:bottom w:w="0" w:type="dxa"/>
-            <w:right w:w="108" w:type="dxa"/>
-          </w:tblCellMar>
         </w:tblPrEx>
         <w:trPr>
           <w:cantSplit/>
@@ -17415,6 +17654,12 @@
             <w:insideH w:val="single" w:color="auto" w:sz="4" w:space="0"/>
             <w:insideV w:val="single" w:color="auto" w:sz="4" w:space="0"/>
           </w:tblBorders>
+          <w:tblCellMar>
+            <w:top w:w="0" w:type="dxa"/>
+            <w:left w:w="108" w:type="dxa"/>
+            <w:bottom w:w="0" w:type="dxa"/>
+            <w:right w:w="108" w:type="dxa"/>
+          </w:tblCellMar>
         </w:tblPrEx>
         <w:trPr>
           <w:tblHeader/>
@@ -18329,7 +18574,23 @@
           <w:b w:val="0"/>
           <w:i w:val="0"/>
         </w:rPr>
-        <w:t>观察烘干机是否能帮助队伍在 20 秒内通过一处有实际风险的湿滑墙段，同时保留“需要提前决定时机”的压迫感；观察吸盘是否能打通新路线但没有取代岩钉。建议至少对 1 人、2 人和 4 人队伍分别试玩，并记录：道具携带率、使用率、成功通过率、平均剩余次数、平均恢复体力、因错误操作造成的消耗、退出率和掉落率。数值不预设“必须达到的市场 KPI”，以原作基线和玩法评审决定。</w:t>
+        <w:t>观察</w:t>
+      </w:r>
+      <w:r>
+        <w:rPr>
+          <w:rFonts w:hint="eastAsia" w:eastAsia="宋体"/>
+          <w:b w:val="0"/>
+          <w:i w:val="0"/>
+          <w:lang w:eastAsia="zh-CN"/>
+        </w:rPr>
+        <w:t>吹风机</w:t>
+      </w:r>
+      <w:r>
+        <w:rPr>
+          <w:b w:val="0"/>
+          <w:i w:val="0"/>
+        </w:rPr>
+        <w:t>是否能帮助队伍在 20 秒内通过一处有实际风险的湿滑墙段，同时保留“需要提前决定时机”的压迫感；观察吸盘是否能打通新路线但没有取代岩钉。建议至少对 1 人、2 人和 4 人队伍分别试玩，并记录：道具携带率、使用率、成功通过率、平均剩余次数、平均恢复体力、因错误操作造成的消耗、退出率和掉落率。数值不预设“必须达到的市场 KPI”，以原作基线和玩法评审决定。</w:t>
       </w:r>
     </w:p>
     <w:p>
@@ -20097,7 +20358,23 @@
           <w:b w:val="0"/>
           <w:i w:val="0"/>
         </w:rPr>
-        <w:t>11.1 便携烘干机（D）</w:t>
+        <w:t xml:space="preserve">11.1 </w:t>
+      </w:r>
+      <w:r>
+        <w:rPr>
+          <w:rFonts w:hint="eastAsia" w:eastAsia="宋体"/>
+          <w:b w:val="0"/>
+          <w:i w:val="0"/>
+          <w:lang w:eastAsia="zh-CN"/>
+        </w:rPr>
+        <w:t>吹风机</w:t>
+      </w:r>
+      <w:r>
+        <w:rPr>
+          <w:b w:val="0"/>
+          <w:i w:val="0"/>
+        </w:rPr>
+        <w:t>（D）</w:t>
       </w:r>
     </w:p>
     <w:tbl>
@@ -20330,7 +20607,25 @@
                 <w:i w:val="0"/>
                 <w:sz w:val="15"/>
               </w:rPr>
-              <w:t>湿岩、烘干机3次</w:t>
+              <w:t>湿岩、</w:t>
+            </w:r>
+            <w:r>
+              <w:rPr>
+                <w:rFonts w:hint="eastAsia" w:eastAsia="宋体"/>
+                <w:b w:val="0"/>
+                <w:i w:val="0"/>
+                <w:sz w:val="15"/>
+                <w:lang w:eastAsia="zh-CN"/>
+              </w:rPr>
+              <w:t>吹风机</w:t>
+            </w:r>
+            <w:r>
+              <w:rPr>
+                <w:b w:val="0"/>
+                <w:i w:val="0"/>
+                <w:sz w:val="15"/>
+              </w:rPr>
+              <w:t>3次</w:t>
             </w:r>
           </w:p>
         </w:tc>
@@ -26225,14 +26520,28 @@
             <w:pPr>
               <w:pStyle w:val="165"/>
               <w:spacing w:before="0" w:after="0" w:line="264" w:lineRule="auto"/>
-            </w:pPr>
-            <w:r>
-              <w:rPr>
-                <w:b w:val="0"/>
-                <w:i w:val="0"/>
-                <w:sz w:val="15"/>
-              </w:rPr>
-              <w:t>两名玩家抢用同一烘干机</w:t>
+              <w:rPr>
+                <w:rFonts w:hint="eastAsia" w:eastAsia="宋体"/>
+                <w:lang w:eastAsia="zh-CN"/>
+              </w:rPr>
+            </w:pPr>
+            <w:r>
+              <w:rPr>
+                <w:b w:val="0"/>
+                <w:i w:val="0"/>
+                <w:sz w:val="15"/>
+              </w:rPr>
+              <w:t>两名玩家抢用同一</w:t>
+            </w:r>
+            <w:r>
+              <w:rPr>
+                <w:rFonts w:hint="eastAsia" w:eastAsia="宋体"/>
+                <w:b w:val="0"/>
+                <w:i w:val="0"/>
+                <w:sz w:val="15"/>
+                <w:lang w:eastAsia="zh-CN"/>
+              </w:rPr>
+              <w:t>吹风机</w:t>
             </w:r>
           </w:p>
         </w:tc>
@@ -26803,12 +27112,6 @@
             <w:insideH w:val="single" w:color="auto" w:sz="4" w:space="0"/>
             <w:insideV w:val="single" w:color="auto" w:sz="4" w:space="0"/>
           </w:tblBorders>
-          <w:tblCellMar>
-            <w:top w:w="0" w:type="dxa"/>
-            <w:left w:w="108" w:type="dxa"/>
-            <w:bottom w:w="0" w:type="dxa"/>
-            <w:right w:w="108" w:type="dxa"/>
-          </w:tblCellMar>
         </w:tblPrEx>
         <w:trPr>
           <w:cantSplit/>
@@ -28031,8 +28334,6 @@
         </w:rPr>
         <w:t>：玩家给定且已确认的数值（烘干 7m×7m、20s、最大 3 次、篝火 +2；吸盘 15 次、重量 3、每次最多恢复 20 点）属于本需求设计值，不应误标为 PEAK 原版数据。未确定参数以【建议/待调优】标识，程序不得自行把它们当成最终版本数值。</w:t>
       </w:r>
-      <w:bookmarkStart w:id="0" w:name="_GoBack"/>
-      <w:bookmarkEnd w:id="0"/>
     </w:p>
     <w:sectPr>
       <w:headerReference r:id="rId5" w:type="default"/>
@@ -28460,7 +28761,7 @@
     <w:lsdException w:unhideWhenUsed="0" w:uiPriority="65" w:semiHidden="0" w:name="Medium List 1"/>
     <w:lsdException w:unhideWhenUsed="0" w:uiPriority="66" w:semiHidden="0" w:name="Medium List 2"/>
     <w:lsdException w:unhideWhenUsed="0" w:uiPriority="67" w:semiHidden="0" w:name="Medium Grid 1"/>
-    <w:lsdException w:unhideWhenUsed="0" w:uiPriority="68" w:semiHidden="0" w:name="Medium Grid 2"/>
+    <w:lsdException w:qFormat="1" w:unhideWhenUsed="0" w:uiPriority="68" w:semiHidden="0" w:name="Medium Grid 2"/>
     <w:lsdException w:qFormat="1" w:unhideWhenUsed="0" w:uiPriority="69" w:semiHidden="0" w:name="Medium Grid 3"/>
     <w:lsdException w:unhideWhenUsed="0" w:uiPriority="70" w:semiHidden="0" w:name="Dark List"/>
     <w:lsdException w:unhideWhenUsed="0" w:uiPriority="71" w:semiHidden="0" w:name="Colorful Shading"/>
@@ -28476,7 +28777,7 @@
     <w:lsdException w:qFormat="1" w:unhideWhenUsed="0" w:uiPriority="29" w:semiHidden="0" w:name="Quote"/>
     <w:lsdException w:qFormat="1" w:unhideWhenUsed="0" w:uiPriority="30" w:semiHidden="0" w:name="Intense Quote"/>
     <w:lsdException w:unhideWhenUsed="0" w:uiPriority="66" w:semiHidden="0" w:name="Medium List 2 Accent 1"/>
-    <w:lsdException w:unhideWhenUsed="0" w:uiPriority="67" w:semiHidden="0" w:name="Medium Grid 1 Accent 1"/>
+    <w:lsdException w:qFormat="1" w:unhideWhenUsed="0" w:uiPriority="67" w:semiHidden="0" w:name="Medium Grid 1 Accent 1"/>
     <w:lsdException w:unhideWhenUsed="0" w:uiPriority="68" w:semiHidden="0" w:name="Medium Grid 2 Accent 1"/>
     <w:lsdException w:unhideWhenUsed="0" w:uiPriority="69" w:semiHidden="0" w:name="Medium Grid 3 Accent 1"/>
     <w:lsdException w:unhideWhenUsed="0" w:uiPriority="70" w:semiHidden="0" w:name="Dark List Accent 1"/>
@@ -28497,7 +28798,7 @@
     <w:lsdException w:unhideWhenUsed="0" w:uiPriority="71" w:semiHidden="0" w:name="Colorful Shading Accent 2"/>
     <w:lsdException w:unhideWhenUsed="0" w:uiPriority="72" w:semiHidden="0" w:name="Colorful List Accent 2"/>
     <w:lsdException w:unhideWhenUsed="0" w:uiPriority="73" w:semiHidden="0" w:name="Colorful Grid Accent 2"/>
-    <w:lsdException w:unhideWhenUsed="0" w:uiPriority="60" w:semiHidden="0" w:name="Light Shading Accent 3"/>
+    <w:lsdException w:qFormat="1" w:unhideWhenUsed="0" w:uiPriority="60" w:semiHidden="0" w:name="Light Shading Accent 3"/>
     <w:lsdException w:unhideWhenUsed="0" w:uiPriority="61" w:semiHidden="0" w:name="Light List Accent 3"/>
     <w:lsdException w:unhideWhenUsed="0" w:uiPriority="62" w:semiHidden="0" w:name="Light Grid Accent 3"/>
     <w:lsdException w:unhideWhenUsed="0" w:uiPriority="63" w:semiHidden="0" w:name="Medium Shading 1 Accent 3"/>
@@ -28532,8 +28833,8 @@
     <w:lsdException w:unhideWhenUsed="0" w:uiPriority="64" w:semiHidden="0" w:name="Medium Shading 2 Accent 5"/>
     <w:lsdException w:unhideWhenUsed="0" w:uiPriority="65" w:semiHidden="0" w:name="Medium List 1 Accent 5"/>
     <w:lsdException w:unhideWhenUsed="0" w:uiPriority="66" w:semiHidden="0" w:name="Medium List 2 Accent 5"/>
-    <w:lsdException w:unhideWhenUsed="0" w:uiPriority="67" w:semiHidden="0" w:name="Medium Grid 1 Accent 5"/>
-    <w:lsdException w:unhideWhenUsed="0" w:uiPriority="68" w:semiHidden="0" w:name="Medium Grid 2 Accent 5"/>
+    <w:lsdException w:qFormat="1" w:unhideWhenUsed="0" w:uiPriority="67" w:semiHidden="0" w:name="Medium Grid 1 Accent 5"/>
+    <w:lsdException w:qFormat="1" w:unhideWhenUsed="0" w:uiPriority="68" w:semiHidden="0" w:name="Medium Grid 2 Accent 5"/>
     <w:lsdException w:unhideWhenUsed="0" w:uiPriority="69" w:semiHidden="0" w:name="Medium Grid 3 Accent 5"/>
     <w:lsdException w:unhideWhenUsed="0" w:uiPriority="70" w:semiHidden="0" w:name="Dark List Accent 5"/>
     <w:lsdException w:unhideWhenUsed="0" w:uiPriority="71" w:semiHidden="0" w:name="Colorful Shading Accent 5"/>
@@ -28547,7 +28848,7 @@
     <w:lsdException w:unhideWhenUsed="0" w:uiPriority="65" w:semiHidden="0" w:name="Medium List 1 Accent 6"/>
     <w:lsdException w:unhideWhenUsed="0" w:uiPriority="66" w:semiHidden="0" w:name="Medium List 2 Accent 6"/>
     <w:lsdException w:unhideWhenUsed="0" w:uiPriority="67" w:semiHidden="0" w:name="Medium Grid 1 Accent 6"/>
-    <w:lsdException w:unhideWhenUsed="0" w:uiPriority="68" w:semiHidden="0" w:name="Medium Grid 2 Accent 6"/>
+    <w:lsdException w:qFormat="1" w:unhideWhenUsed="0" w:uiPriority="68" w:semiHidden="0" w:name="Medium Grid 2 Accent 6"/>
     <w:lsdException w:unhideWhenUsed="0" w:uiPriority="69" w:semiHidden="0" w:name="Medium Grid 3 Accent 6"/>
     <w:lsdException w:unhideWhenUsed="0" w:uiPriority="70" w:semiHidden="0" w:name="Dark List Accent 6"/>
     <w:lsdException w:unhideWhenUsed="0" w:uiPriority="71" w:semiHidden="0" w:name="Colorful Shading Accent 6"/>
@@ -29439,6 +29740,7 @@
   <w:style w:type="table" w:styleId="37">
     <w:name w:val="Light Shading Accent 3"/>
     <w:basedOn w:val="32"/>
+    <w:qFormat/>
     <w:uiPriority w:val="60"/>
     <w:pPr>
       <w:spacing w:after="0" w:line="240" w:lineRule="auto"/>
@@ -34874,6 +35176,7 @@
   <w:style w:type="table" w:styleId="84">
     <w:name w:val="Medium Grid 1 Accent 1"/>
     <w:basedOn w:val="32"/>
+    <w:qFormat/>
     <w:uiPriority w:val="67"/>
     <w:pPr>
       <w:spacing w:after="0" w:line="240" w:lineRule="auto"/>
@@ -35150,6 +35453,7 @@
   <w:style w:type="table" w:styleId="88">
     <w:name w:val="Medium Grid 1 Accent 5"/>
     <w:basedOn w:val="32"/>
+    <w:qFormat/>
     <w:uiPriority w:val="67"/>
     <w:pPr>
       <w:spacing w:after="0" w:line="240" w:lineRule="auto"/>
@@ -35288,6 +35592,7 @@
   <w:style w:type="table" w:styleId="90">
     <w:name w:val="Medium Grid 2"/>
     <w:basedOn w:val="32"/>
+    <w:qFormat/>
     <w:uiPriority w:val="68"/>
     <w:pPr>
       <w:spacing w:after="0" w:line="240" w:lineRule="auto"/>
@@ -36018,6 +36323,7 @@
   <w:style w:type="table" w:styleId="95">
     <w:name w:val="Medium Grid 2 Accent 5"/>
     <w:basedOn w:val="32"/>
+    <w:qFormat/>
     <w:uiPriority w:val="68"/>
     <w:pPr>
       <w:spacing w:after="0" w:line="240" w:lineRule="auto"/>
@@ -36164,6 +36470,7 @@
   <w:style w:type="table" w:styleId="96">
     <w:name w:val="Medium Grid 2 Accent 6"/>
     <w:basedOn w:val="32"/>
+    <w:qFormat/>
     <w:uiPriority w:val="68"/>
     <w:pPr>
       <w:spacing w:after="0" w:line="240" w:lineRule="auto"/>
